--- a/7_term/Проектирование программного обеспечения/ЛР1/Губин_ЕВ_ИУК_4_72_Б_2025_Проектирование программного обеспечения.docx
+++ b/7_term/Проектирование программного обеспечения/ЛР1/Губин_ЕВ_ИУК_4_72_Б_2025_Проектирование программного обеспечения.docx
@@ -1447,10 +1447,10 @@
           <w:szCs w:val="28"/>
         </w:rPr>
         <w:drawing>
-          <wp:inline distT="0" distB="0" distL="0" distR="0" wp14:anchorId="67B28249" wp14:editId="380BF068">
-            <wp:extent cx="4337539" cy="2338237"/>
-            <wp:effectExtent l="0" t="0" r="6350" b="5080"/>
-            <wp:docPr id="2129268413" name="Рисунок 1"/>
+          <wp:inline distT="0" distB="0" distL="0" distR="0" wp14:anchorId="519A7A45" wp14:editId="79709A4B">
+            <wp:extent cx="5940425" cy="4059555"/>
+            <wp:effectExtent l="0" t="0" r="3175" b="0"/>
+            <wp:docPr id="1964001912" name="Рисунок 1"/>
             <wp:cNvGraphicFramePr>
               <a:graphicFrameLocks xmlns:a="http://schemas.openxmlformats.org/drawingml/2006/main" noChangeAspect="1"/>
             </wp:cNvGraphicFramePr>
@@ -1458,7 +1458,7 @@
               <a:graphicData uri="http://schemas.openxmlformats.org/drawingml/2006/picture">
                 <pic:pic xmlns:pic="http://schemas.openxmlformats.org/drawingml/2006/picture">
                   <pic:nvPicPr>
-                    <pic:cNvPr id="2129268413" name=""/>
+                    <pic:cNvPr id="1964001912" name=""/>
                     <pic:cNvPicPr/>
                   </pic:nvPicPr>
                   <pic:blipFill>
@@ -1470,7 +1470,7 @@
                   <pic:spPr>
                     <a:xfrm>
                       <a:off x="0" y="0"/>
-                      <a:ext cx="4349186" cy="2344516"/>
+                      <a:ext cx="5940425" cy="4059555"/>
                     </a:xfrm>
                     <a:prstGeom prst="rect">
                       <a:avLst/>
@@ -1494,18 +1494,37 @@
     </w:p>
     <w:p>
       <w:pPr>
-        <w:rPr>
-          <w:bCs/>
-          <w:sz w:val="28"/>
-          <w:szCs w:val="28"/>
-        </w:rPr>
-      </w:pPr>
-      <w:r>
+        <w:spacing w:after="160" w:line="259" w:lineRule="auto"/>
         <w:rPr>
           <w:b/>
           <w:sz w:val="28"/>
           <w:szCs w:val="28"/>
         </w:rPr>
+      </w:pPr>
+      <w:r>
+        <w:rPr>
+          <w:b/>
+          <w:sz w:val="28"/>
+          <w:szCs w:val="28"/>
+        </w:rPr>
+        <w:br w:type="page"/>
+      </w:r>
+    </w:p>
+    <w:p>
+      <w:pPr>
+        <w:rPr>
+          <w:bCs/>
+          <w:sz w:val="28"/>
+          <w:szCs w:val="28"/>
+        </w:rPr>
+      </w:pPr>
+      <w:r>
+        <w:rPr>
+          <w:b/>
+          <w:sz w:val="28"/>
+          <w:szCs w:val="28"/>
+        </w:rPr>
+        <w:lastRenderedPageBreak/>
         <w:t>Отчёт:</w:t>
       </w:r>
     </w:p>
@@ -1531,13 +1550,14 @@
       <w:r>
         <w:rPr>
           <w:bCs/>
+          <w:noProof/>
           <w:sz w:val="28"/>
           <w:szCs w:val="28"/>
           <w:lang w:val="en-US"/>
         </w:rPr>
         <w:drawing>
-          <wp:inline distT="0" distB="0" distL="0" distR="0" wp14:anchorId="31674A20" wp14:editId="4F2A4DB8">
-            <wp:extent cx="4501662" cy="2558080"/>
+          <wp:inline distT="0" distB="0" distL="0" distR="0" wp14:anchorId="31674A20" wp14:editId="5E5A5391">
+            <wp:extent cx="5545802" cy="3151415"/>
             <wp:effectExtent l="0" t="0" r="0" b="0"/>
             <wp:docPr id="459951548" name="Рисунок 1"/>
             <wp:cNvGraphicFramePr>
@@ -1559,7 +1579,7 @@
                   <pic:spPr>
                     <a:xfrm>
                       <a:off x="0" y="0"/>
-                      <a:ext cx="4507343" cy="2561308"/>
+                      <a:ext cx="5563190" cy="3161296"/>
                     </a:xfrm>
                     <a:prstGeom prst="rect">
                       <a:avLst/>
@@ -1596,56 +1616,39 @@
           <w:sz w:val="28"/>
           <w:szCs w:val="28"/>
         </w:rPr>
-        <w:br w:type="page"/>
-      </w:r>
-    </w:p>
-    <w:p>
-      <w:pPr>
-        <w:rPr>
-          <w:bCs/>
-          <w:sz w:val="28"/>
-          <w:szCs w:val="28"/>
-        </w:rPr>
-      </w:pPr>
-      <w:r>
+        <w:t>Диаграмма декомпозиции:</w:t>
+      </w:r>
+    </w:p>
+    <w:p>
+      <w:pPr>
+        <w:spacing w:after="160" w:line="259" w:lineRule="auto"/>
         <w:rPr>
           <w:b/>
           <w:sz w:val="28"/>
           <w:szCs w:val="28"/>
         </w:rPr>
-        <w:lastRenderedPageBreak/>
-        <w:t>Диаграмма декомпозиции:</w:t>
-      </w:r>
-    </w:p>
-    <w:p>
-      <w:pPr>
-        <w:rPr>
-          <w:bCs/>
-          <w:sz w:val="28"/>
-          <w:szCs w:val="28"/>
-        </w:rPr>
-      </w:pPr>
-    </w:p>
-    <w:p>
-      <w:pPr>
-        <w:jc w:val="center"/>
-        <w:rPr>
-          <w:bCs/>
-          <w:sz w:val="28"/>
-          <w:szCs w:val="28"/>
-        </w:rPr>
-      </w:pPr>
-      <w:r>
-        <w:rPr>
-          <w:bCs/>
+      </w:pPr>
+    </w:p>
+    <w:p>
+      <w:pPr>
+        <w:rPr>
+          <w:bCs/>
+          <w:sz w:val="28"/>
+          <w:szCs w:val="28"/>
+        </w:rPr>
+      </w:pPr>
+      <w:r>
+        <w:rPr>
+          <w:bCs/>
+          <w:noProof/>
           <w:sz w:val="28"/>
           <w:szCs w:val="28"/>
         </w:rPr>
         <w:drawing>
-          <wp:inline distT="0" distB="0" distL="0" distR="0" wp14:anchorId="1B8AB74F" wp14:editId="270880B7">
-            <wp:extent cx="4548554" cy="2451989"/>
-            <wp:effectExtent l="0" t="0" r="4445" b="5715"/>
-            <wp:docPr id="93509067" name="Рисунок 1"/>
+          <wp:inline distT="0" distB="0" distL="0" distR="0" wp14:anchorId="6F9051F3" wp14:editId="7D0399E2">
+            <wp:extent cx="5940425" cy="4086860"/>
+            <wp:effectExtent l="0" t="0" r="3175" b="8890"/>
+            <wp:docPr id="608038458" name="Рисунок 1"/>
             <wp:cNvGraphicFramePr>
               <a:graphicFrameLocks xmlns:a="http://schemas.openxmlformats.org/drawingml/2006/main" noChangeAspect="1"/>
             </wp:cNvGraphicFramePr>
@@ -1653,7 +1656,7 @@
               <a:graphicData uri="http://schemas.openxmlformats.org/drawingml/2006/picture">
                 <pic:pic xmlns:pic="http://schemas.openxmlformats.org/drawingml/2006/picture">
                   <pic:nvPicPr>
-                    <pic:cNvPr id="93509067" name=""/>
+                    <pic:cNvPr id="608038458" name=""/>
                     <pic:cNvPicPr/>
                   </pic:nvPicPr>
                   <pic:blipFill>
@@ -1665,7 +1668,7 @@
                   <pic:spPr>
                     <a:xfrm>
                       <a:off x="0" y="0"/>
-                      <a:ext cx="4554465" cy="2455175"/>
+                      <a:ext cx="5940425" cy="4086860"/>
                     </a:xfrm>
                     <a:prstGeom prst="rect">
                       <a:avLst/>
@@ -1701,6 +1704,7 @@
           <w:sz w:val="28"/>
           <w:szCs w:val="28"/>
         </w:rPr>
+        <w:lastRenderedPageBreak/>
         <w:t>Выводы:</w:t>
       </w:r>
       <w:r>
@@ -1711,7 +1715,6 @@
         </w:rPr>
         <w:t xml:space="preserve"> в ходе лабораторной работы были получены навыки по составлению контекстной диаграммы и диаграммы декомпозиции модели в </w:t>
       </w:r>
-      <w:proofErr w:type="spellStart"/>
       <w:r>
         <w:rPr>
           <w:bCs/>
@@ -1721,7 +1724,6 @@
         </w:rPr>
         <w:t>ERwin</w:t>
       </w:r>
-      <w:proofErr w:type="spellEnd"/>
       <w:r>
         <w:rPr>
           <w:bCs/>
